--- a/7-技术管理/运行记录类文件/070202-运维研发报告(截止2026年4月).docx
+++ b/7-技术管理/运行记录类文件/070202-运维研发报告(截止2026年4月).docx
@@ -126,7 +126,7 @@
           <w:lang w:eastAsia="zh-CN"/>
         </w:rPr>
       </w:pPr>
-      <w:bookmarkStart w:id="0" w:name="_Toc28751"/>
+      <w:bookmarkStart w:id="0" w:name="_Toc10320"/>
       <w:r>
         <w:rPr>
           <w:lang w:eastAsia="zh-CN"/>
@@ -144,7 +144,7 @@
           <w:rFonts w:hint="eastAsia"/>
         </w:rPr>
       </w:pPr>
-      <w:bookmarkStart w:id="1" w:name="_Toc7725"/>
+      <w:bookmarkStart w:id="1" w:name="_Toc4546"/>
       <w:r>
         <w:rPr>
           <w:rFonts w:hint="eastAsia"/>
@@ -386,9 +386,17 @@
             <w:r>
               <w:rPr>
                 <w:rFonts w:hint="eastAsia"/>
-                <w:lang w:eastAsia="zh-CN"/>
-              </w:rPr>
-              <w:t>编制时间</w:t>
+                <w:vertAlign w:val="baseline"/>
+                <w:lang w:val="en-US" w:eastAsia="zh-CN"/>
+              </w:rPr>
+              <w:t>审核</w:t>
+            </w:r>
+            <w:r>
+              <w:rPr>
+                <w:rFonts w:hint="eastAsia"/>
+                <w:lang w:eastAsia="zh-CN"/>
+              </w:rPr>
+              <w:t>时间</w:t>
             </w:r>
             <w:r>
               <w:rPr>
@@ -1617,6 +1625,8 @@
               <w:tab w:val="right" w:leader="dot" w:pos="8306"/>
             </w:tabs>
           </w:pPr>
+          <w:bookmarkStart w:id="29" w:name="_GoBack"/>
+          <w:bookmarkEnd w:id="29"/>
           <w:r>
             <w:rPr>
               <w:rFonts w:hint="eastAsia" w:ascii="宋体" w:hAnsi="宋体" w:eastAsia="宋体" w:cs="宋体"/>
@@ -1650,7 +1660,7 @@
               <w:rFonts w:hint="eastAsia" w:ascii="宋体" w:hAnsi="宋体" w:eastAsia="宋体" w:cs="宋体"/>
               <w:szCs w:val="24"/>
             </w:rPr>
-            <w:instrText xml:space="preserve"> HYPERLINK \l _Toc28751 </w:instrText>
+            <w:instrText xml:space="preserve"> HYPERLINK \l _Toc10320 </w:instrText>
           </w:r>
           <w:r>
             <w:rPr>
@@ -1672,7 +1682,7 @@
             <w:fldChar w:fldCharType="begin"/>
           </w:r>
           <w:r>
-            <w:instrText xml:space="preserve"> PAGEREF _Toc28751 \h </w:instrText>
+            <w:instrText xml:space="preserve"> PAGEREF _Toc10320 \h </w:instrText>
           </w:r>
           <w:r>
             <w:fldChar w:fldCharType="separate"/>
@@ -1710,7 +1720,7 @@
               <w:rFonts w:hint="eastAsia" w:ascii="宋体" w:hAnsi="宋体" w:cs="宋体"/>
               <w:szCs w:val="24"/>
             </w:rPr>
-            <w:instrText xml:space="preserve"> HYPERLINK \l _Toc7725 </w:instrText>
+            <w:instrText xml:space="preserve"> HYPERLINK \l _Toc4546 </w:instrText>
           </w:r>
           <w:r>
             <w:rPr>
@@ -1733,7 +1743,7 @@
             <w:fldChar w:fldCharType="begin"/>
           </w:r>
           <w:r>
-            <w:instrText xml:space="preserve"> PAGEREF _Toc7725 \h </w:instrText>
+            <w:instrText xml:space="preserve"> PAGEREF _Toc4546 \h </w:instrText>
           </w:r>
           <w:r>
             <w:fldChar w:fldCharType="separate"/>
@@ -1771,7 +1781,7 @@
               <w:rFonts w:hint="eastAsia" w:ascii="宋体" w:hAnsi="宋体" w:cs="宋体"/>
               <w:szCs w:val="24"/>
             </w:rPr>
-            <w:instrText xml:space="preserve"> HYPERLINK \l _Toc22930 </w:instrText>
+            <w:instrText xml:space="preserve"> HYPERLINK \l _Toc7771 </w:instrText>
           </w:r>
           <w:r>
             <w:rPr>
@@ -1801,7 +1811,7 @@
             <w:fldChar w:fldCharType="begin"/>
           </w:r>
           <w:r>
-            <w:instrText xml:space="preserve"> PAGEREF _Toc22930 \h </w:instrText>
+            <w:instrText xml:space="preserve"> PAGEREF _Toc7771 \h </w:instrText>
           </w:r>
           <w:r>
             <w:fldChar w:fldCharType="separate"/>
@@ -1839,7 +1849,7 @@
               <w:rFonts w:hint="eastAsia" w:ascii="宋体" w:hAnsi="宋体" w:cs="宋体"/>
               <w:szCs w:val="24"/>
             </w:rPr>
-            <w:instrText xml:space="preserve"> HYPERLINK \l _Toc14611 </w:instrText>
+            <w:instrText xml:space="preserve"> HYPERLINK \l _Toc30001 </w:instrText>
           </w:r>
           <w:r>
             <w:rPr>
@@ -1869,7 +1879,7 @@
             <w:fldChar w:fldCharType="begin"/>
           </w:r>
           <w:r>
-            <w:instrText xml:space="preserve"> PAGEREF _Toc14611 \h </w:instrText>
+            <w:instrText xml:space="preserve"> PAGEREF _Toc30001 \h </w:instrText>
           </w:r>
           <w:r>
             <w:fldChar w:fldCharType="separate"/>
@@ -1907,7 +1917,7 @@
               <w:rFonts w:hint="eastAsia" w:ascii="宋体" w:hAnsi="宋体" w:cs="宋体"/>
               <w:szCs w:val="24"/>
             </w:rPr>
-            <w:instrText xml:space="preserve"> HYPERLINK \l _Toc885 </w:instrText>
+            <w:instrText xml:space="preserve"> HYPERLINK \l _Toc13431 </w:instrText>
           </w:r>
           <w:r>
             <w:rPr>
@@ -1937,7 +1947,7 @@
             <w:fldChar w:fldCharType="begin"/>
           </w:r>
           <w:r>
-            <w:instrText xml:space="preserve"> PAGEREF _Toc885 \h </w:instrText>
+            <w:instrText xml:space="preserve"> PAGEREF _Toc13431 \h </w:instrText>
           </w:r>
           <w:r>
             <w:fldChar w:fldCharType="separate"/>
@@ -1975,7 +1985,7 @@
               <w:rFonts w:hint="eastAsia" w:ascii="宋体" w:hAnsi="宋体" w:cs="宋体"/>
               <w:szCs w:val="24"/>
             </w:rPr>
-            <w:instrText xml:space="preserve"> HYPERLINK \l _Toc20434 </w:instrText>
+            <w:instrText xml:space="preserve"> HYPERLINK \l _Toc15933 </w:instrText>
           </w:r>
           <w:r>
             <w:rPr>
@@ -2005,7 +2015,7 @@
             <w:fldChar w:fldCharType="begin"/>
           </w:r>
           <w:r>
-            <w:instrText xml:space="preserve"> PAGEREF _Toc20434 \h </w:instrText>
+            <w:instrText xml:space="preserve"> PAGEREF _Toc15933 \h </w:instrText>
           </w:r>
           <w:r>
             <w:fldChar w:fldCharType="separate"/>
@@ -2043,7 +2053,7 @@
               <w:rFonts w:hint="eastAsia" w:ascii="宋体" w:hAnsi="宋体" w:cs="宋体"/>
               <w:szCs w:val="24"/>
             </w:rPr>
-            <w:instrText xml:space="preserve"> HYPERLINK \l _Toc30109 </w:instrText>
+            <w:instrText xml:space="preserve"> HYPERLINK \l _Toc20820 </w:instrText>
           </w:r>
           <w:r>
             <w:rPr>
@@ -2073,7 +2083,7 @@
             <w:fldChar w:fldCharType="begin"/>
           </w:r>
           <w:r>
-            <w:instrText xml:space="preserve"> PAGEREF _Toc30109 \h </w:instrText>
+            <w:instrText xml:space="preserve"> PAGEREF _Toc20820 \h </w:instrText>
           </w:r>
           <w:r>
             <w:fldChar w:fldCharType="separate"/>
@@ -2111,7 +2121,7 @@
               <w:rFonts w:hint="eastAsia" w:ascii="宋体" w:hAnsi="宋体" w:cs="宋体"/>
               <w:szCs w:val="24"/>
             </w:rPr>
-            <w:instrText xml:space="preserve"> HYPERLINK \l _Toc31558 </w:instrText>
+            <w:instrText xml:space="preserve"> HYPERLINK \l _Toc12617 </w:instrText>
           </w:r>
           <w:r>
             <w:rPr>
@@ -2141,7 +2151,7 @@
             <w:fldChar w:fldCharType="begin"/>
           </w:r>
           <w:r>
-            <w:instrText xml:space="preserve"> PAGEREF _Toc31558 \h </w:instrText>
+            <w:instrText xml:space="preserve"> PAGEREF _Toc12617 \h </w:instrText>
           </w:r>
           <w:r>
             <w:fldChar w:fldCharType="separate"/>
@@ -2179,7 +2189,7 @@
               <w:rFonts w:hint="eastAsia" w:ascii="宋体" w:hAnsi="宋体" w:cs="宋体"/>
               <w:szCs w:val="24"/>
             </w:rPr>
-            <w:instrText xml:space="preserve"> HYPERLINK \l _Toc32287 </w:instrText>
+            <w:instrText xml:space="preserve"> HYPERLINK \l _Toc1647 </w:instrText>
           </w:r>
           <w:r>
             <w:rPr>
@@ -2209,7 +2219,7 @@
             <w:fldChar w:fldCharType="begin"/>
           </w:r>
           <w:r>
-            <w:instrText xml:space="preserve"> PAGEREF _Toc32287 \h </w:instrText>
+            <w:instrText xml:space="preserve"> PAGEREF _Toc1647 \h </w:instrText>
           </w:r>
           <w:r>
             <w:fldChar w:fldCharType="separate"/>
@@ -2247,7 +2257,7 @@
               <w:rFonts w:hint="eastAsia" w:ascii="宋体" w:hAnsi="宋体" w:cs="宋体"/>
               <w:szCs w:val="24"/>
             </w:rPr>
-            <w:instrText xml:space="preserve"> HYPERLINK \l _Toc3914 </w:instrText>
+            <w:instrText xml:space="preserve"> HYPERLINK \l _Toc9690 </w:instrText>
           </w:r>
           <w:r>
             <w:rPr>
@@ -2277,7 +2287,7 @@
             <w:fldChar w:fldCharType="begin"/>
           </w:r>
           <w:r>
-            <w:instrText xml:space="preserve"> PAGEREF _Toc3914 \h </w:instrText>
+            <w:instrText xml:space="preserve"> PAGEREF _Toc9690 \h </w:instrText>
           </w:r>
           <w:r>
             <w:fldChar w:fldCharType="separate"/>
@@ -2315,7 +2325,7 @@
               <w:rFonts w:hint="eastAsia" w:ascii="宋体" w:hAnsi="宋体" w:cs="宋体"/>
               <w:szCs w:val="24"/>
             </w:rPr>
-            <w:instrText xml:space="preserve"> HYPERLINK \l _Toc20249 </w:instrText>
+            <w:instrText xml:space="preserve"> HYPERLINK \l _Toc12597 </w:instrText>
           </w:r>
           <w:r>
             <w:rPr>
@@ -2345,7 +2355,7 @@
             <w:fldChar w:fldCharType="begin"/>
           </w:r>
           <w:r>
-            <w:instrText xml:space="preserve"> PAGEREF _Toc20249 \h </w:instrText>
+            <w:instrText xml:space="preserve"> PAGEREF _Toc12597 \h </w:instrText>
           </w:r>
           <w:r>
             <w:fldChar w:fldCharType="separate"/>
@@ -2383,7 +2393,7 @@
               <w:rFonts w:hint="eastAsia" w:ascii="宋体" w:hAnsi="宋体" w:cs="宋体"/>
               <w:szCs w:val="24"/>
             </w:rPr>
-            <w:instrText xml:space="preserve"> HYPERLINK \l _Toc13419 </w:instrText>
+            <w:instrText xml:space="preserve"> HYPERLINK \l _Toc16318 </w:instrText>
           </w:r>
           <w:r>
             <w:rPr>
@@ -2413,7 +2423,7 @@
             <w:fldChar w:fldCharType="begin"/>
           </w:r>
           <w:r>
-            <w:instrText xml:space="preserve"> PAGEREF _Toc13419 \h </w:instrText>
+            <w:instrText xml:space="preserve"> PAGEREF _Toc16318 \h </w:instrText>
           </w:r>
           <w:r>
             <w:fldChar w:fldCharType="separate"/>
@@ -2451,7 +2461,7 @@
               <w:rFonts w:hint="eastAsia" w:ascii="宋体" w:hAnsi="宋体" w:cs="宋体"/>
               <w:szCs w:val="24"/>
             </w:rPr>
-            <w:instrText xml:space="preserve"> HYPERLINK \l _Toc23076 </w:instrText>
+            <w:instrText xml:space="preserve"> HYPERLINK \l _Toc31237 </w:instrText>
           </w:r>
           <w:r>
             <w:rPr>
@@ -2472,7 +2482,7 @@
               <w:rFonts w:hint="eastAsia"/>
               <w:lang w:val="en-US" w:eastAsia="zh-CN"/>
             </w:rPr>
-            <w:t>运维工具应用情况及后续计划</w:t>
+            <w:t>运维工具应用情况</w:t>
           </w:r>
           <w:r>
             <w:tab/>
@@ -2481,13 +2491,285 @@
             <w:fldChar w:fldCharType="begin"/>
           </w:r>
           <w:r>
-            <w:instrText xml:space="preserve"> PAGEREF _Toc23076 \h </w:instrText>
+            <w:instrText xml:space="preserve"> PAGEREF _Toc31237 \h </w:instrText>
           </w:r>
           <w:r>
             <w:fldChar w:fldCharType="separate"/>
           </w:r>
           <w:r>
             <w:t>11</w:t>
+          </w:r>
+          <w:r>
+            <w:fldChar w:fldCharType="end"/>
+          </w:r>
+          <w:r>
+            <w:rPr>
+              <w:rFonts w:hint="eastAsia" w:ascii="宋体" w:hAnsi="宋体" w:cs="宋体"/>
+              <w:szCs w:val="24"/>
+            </w:rPr>
+            <w:fldChar w:fldCharType="end"/>
+          </w:r>
+        </w:p>
+        <w:p>
+          <w:pPr>
+            <w:pStyle w:val="16"/>
+            <w:tabs>
+              <w:tab w:val="right" w:leader="dot" w:pos="8306"/>
+            </w:tabs>
+          </w:pPr>
+          <w:r>
+            <w:rPr>
+              <w:rFonts w:hint="eastAsia" w:ascii="宋体" w:hAnsi="宋体" w:cs="宋体"/>
+              <w:szCs w:val="24"/>
+            </w:rPr>
+            <w:fldChar w:fldCharType="begin"/>
+          </w:r>
+          <w:r>
+            <w:rPr>
+              <w:rFonts w:hint="eastAsia" w:ascii="宋体" w:hAnsi="宋体" w:cs="宋体"/>
+              <w:szCs w:val="24"/>
+            </w:rPr>
+            <w:instrText xml:space="preserve"> HYPERLINK \l _Toc29307 </w:instrText>
+          </w:r>
+          <w:r>
+            <w:rPr>
+              <w:rFonts w:hint="eastAsia" w:ascii="宋体" w:hAnsi="宋体" w:cs="宋体"/>
+              <w:szCs w:val="24"/>
+            </w:rPr>
+            <w:fldChar w:fldCharType="separate"/>
+          </w:r>
+          <w:r>
+            <w:rPr>
+              <w:rFonts w:hint="default"/>
+              <w:lang w:eastAsia="zh-CN"/>
+            </w:rPr>
+            <w:t xml:space="preserve">2. </w:t>
+          </w:r>
+          <w:r>
+            <w:rPr>
+              <w:rFonts w:hint="eastAsia"/>
+              <w:lang w:eastAsia="zh-CN"/>
+            </w:rPr>
+            <w:t>运维手册研发进度</w:t>
+          </w:r>
+          <w:r>
+            <w:tab/>
+          </w:r>
+          <w:r>
+            <w:fldChar w:fldCharType="begin"/>
+          </w:r>
+          <w:r>
+            <w:instrText xml:space="preserve"> PAGEREF _Toc29307 \h </w:instrText>
+          </w:r>
+          <w:r>
+            <w:fldChar w:fldCharType="separate"/>
+          </w:r>
+          <w:r>
+            <w:t>11</w:t>
+          </w:r>
+          <w:r>
+            <w:fldChar w:fldCharType="end"/>
+          </w:r>
+          <w:r>
+            <w:rPr>
+              <w:rFonts w:hint="eastAsia" w:ascii="宋体" w:hAnsi="宋体" w:cs="宋体"/>
+              <w:szCs w:val="24"/>
+            </w:rPr>
+            <w:fldChar w:fldCharType="end"/>
+          </w:r>
+        </w:p>
+        <w:p>
+          <w:pPr>
+            <w:pStyle w:val="17"/>
+            <w:tabs>
+              <w:tab w:val="right" w:leader="dot" w:pos="8306"/>
+            </w:tabs>
+          </w:pPr>
+          <w:r>
+            <w:rPr>
+              <w:rFonts w:hint="eastAsia" w:ascii="宋体" w:hAnsi="宋体" w:cs="宋体"/>
+              <w:szCs w:val="24"/>
+            </w:rPr>
+            <w:fldChar w:fldCharType="begin"/>
+          </w:r>
+          <w:r>
+            <w:rPr>
+              <w:rFonts w:hint="eastAsia" w:ascii="宋体" w:hAnsi="宋体" w:cs="宋体"/>
+              <w:szCs w:val="24"/>
+            </w:rPr>
+            <w:instrText xml:space="preserve"> HYPERLINK \l _Toc18536 </w:instrText>
+          </w:r>
+          <w:r>
+            <w:rPr>
+              <w:rFonts w:hint="eastAsia" w:ascii="宋体" w:hAnsi="宋体" w:cs="宋体"/>
+              <w:szCs w:val="24"/>
+            </w:rPr>
+            <w:fldChar w:fldCharType="separate"/>
+          </w:r>
+          <w:r>
+            <w:rPr>
+              <w:rFonts w:hint="default"/>
+              <w:lang w:eastAsia="zh-CN"/>
+            </w:rPr>
+            <w:t xml:space="preserve">2.1. </w:t>
+          </w:r>
+          <w:r>
+            <w:rPr>
+              <w:rFonts w:hint="eastAsia"/>
+              <w:lang w:eastAsia="zh-CN"/>
+            </w:rPr>
+            <w:t>研发进度</w:t>
+          </w:r>
+          <w:r>
+            <w:tab/>
+          </w:r>
+          <w:r>
+            <w:fldChar w:fldCharType="begin"/>
+          </w:r>
+          <w:r>
+            <w:instrText xml:space="preserve"> PAGEREF _Toc18536 \h </w:instrText>
+          </w:r>
+          <w:r>
+            <w:fldChar w:fldCharType="separate"/>
+          </w:r>
+          <w:r>
+            <w:t>11</w:t>
+          </w:r>
+          <w:r>
+            <w:fldChar w:fldCharType="end"/>
+          </w:r>
+          <w:r>
+            <w:rPr>
+              <w:rFonts w:hint="eastAsia" w:ascii="宋体" w:hAnsi="宋体" w:cs="宋体"/>
+              <w:szCs w:val="24"/>
+            </w:rPr>
+            <w:fldChar w:fldCharType="end"/>
+          </w:r>
+        </w:p>
+        <w:p>
+          <w:pPr>
+            <w:pStyle w:val="17"/>
+            <w:tabs>
+              <w:tab w:val="right" w:leader="dot" w:pos="8306"/>
+            </w:tabs>
+          </w:pPr>
+          <w:r>
+            <w:rPr>
+              <w:rFonts w:hint="eastAsia" w:ascii="宋体" w:hAnsi="宋体" w:cs="宋体"/>
+              <w:szCs w:val="24"/>
+            </w:rPr>
+            <w:fldChar w:fldCharType="begin"/>
+          </w:r>
+          <w:r>
+            <w:rPr>
+              <w:rFonts w:hint="eastAsia" w:ascii="宋体" w:hAnsi="宋体" w:cs="宋体"/>
+              <w:szCs w:val="24"/>
+            </w:rPr>
+            <w:instrText xml:space="preserve"> HYPERLINK \l _Toc10536 </w:instrText>
+          </w:r>
+          <w:r>
+            <w:rPr>
+              <w:rFonts w:hint="eastAsia" w:ascii="宋体" w:hAnsi="宋体" w:cs="宋体"/>
+              <w:szCs w:val="24"/>
+            </w:rPr>
+            <w:fldChar w:fldCharType="separate"/>
+          </w:r>
+          <w:r>
+            <w:rPr>
+              <w:rFonts w:hint="default"/>
+              <w:lang w:eastAsia="zh-CN"/>
+            </w:rPr>
+            <w:t xml:space="preserve">2.2. </w:t>
+          </w:r>
+          <w:r>
+            <w:rPr>
+              <w:rFonts w:hint="eastAsia"/>
+              <w:lang w:eastAsia="zh-CN"/>
+            </w:rPr>
+            <w:t>研发成果</w:t>
+          </w:r>
+          <w:r>
+            <w:tab/>
+          </w:r>
+          <w:r>
+            <w:fldChar w:fldCharType="begin"/>
+          </w:r>
+          <w:r>
+            <w:instrText xml:space="preserve"> PAGEREF _Toc10536 \h </w:instrText>
+          </w:r>
+          <w:r>
+            <w:fldChar w:fldCharType="separate"/>
+          </w:r>
+          <w:r>
+            <w:t>11</w:t>
+          </w:r>
+          <w:r>
+            <w:fldChar w:fldCharType="end"/>
+          </w:r>
+          <w:r>
+            <w:rPr>
+              <w:rFonts w:hint="eastAsia" w:ascii="宋体" w:hAnsi="宋体" w:cs="宋体"/>
+              <w:szCs w:val="24"/>
+            </w:rPr>
+            <w:fldChar w:fldCharType="end"/>
+          </w:r>
+        </w:p>
+        <w:p>
+          <w:pPr>
+            <w:pStyle w:val="17"/>
+            <w:tabs>
+              <w:tab w:val="right" w:leader="dot" w:pos="8306"/>
+            </w:tabs>
+          </w:pPr>
+          <w:r>
+            <w:rPr>
+              <w:rFonts w:hint="eastAsia" w:ascii="宋体" w:hAnsi="宋体" w:cs="宋体"/>
+              <w:szCs w:val="24"/>
+            </w:rPr>
+            <w:fldChar w:fldCharType="begin"/>
+          </w:r>
+          <w:r>
+            <w:rPr>
+              <w:rFonts w:hint="eastAsia" w:ascii="宋体" w:hAnsi="宋体" w:cs="宋体"/>
+              <w:szCs w:val="24"/>
+            </w:rPr>
+            <w:instrText xml:space="preserve"> HYPERLINK \l _Toc15872 </w:instrText>
+          </w:r>
+          <w:r>
+            <w:rPr>
+              <w:rFonts w:hint="eastAsia" w:ascii="宋体" w:hAnsi="宋体" w:cs="宋体"/>
+              <w:szCs w:val="24"/>
+            </w:rPr>
+            <w:fldChar w:fldCharType="separate"/>
+          </w:r>
+          <w:r>
+            <w:rPr>
+              <w:rFonts w:hint="default"/>
+              <w:lang w:eastAsia="zh-CN"/>
+            </w:rPr>
+            <w:t xml:space="preserve">2.3. </w:t>
+          </w:r>
+          <w:r>
+            <w:rPr>
+              <w:rFonts w:hint="eastAsia"/>
+              <w:lang w:eastAsia="zh-CN"/>
+            </w:rPr>
+            <w:t>研发现状</w:t>
+          </w:r>
+          <w:r>
+            <w:tab/>
+          </w:r>
+          <w:r>
+            <w:fldChar w:fldCharType="begin"/>
+          </w:r>
+          <w:r>
+            <w:instrText xml:space="preserve"> PAGEREF _Toc15872 \h </w:instrText>
+          </w:r>
+          <w:r>
+            <w:fldChar w:fldCharType="separate"/>
+          </w:r>
+          <w:r>
+            <w:t>12</w:t>
           </w:r>
           <w:r>
             <w:fldChar w:fldCharType="end"/>
@@ -2519,7 +2801,7 @@
               <w:rFonts w:hint="eastAsia" w:ascii="宋体" w:hAnsi="宋体" w:cs="宋体"/>
               <w:szCs w:val="24"/>
             </w:rPr>
-            <w:instrText xml:space="preserve"> HYPERLINK \l _Toc23580 </w:instrText>
+            <w:instrText xml:space="preserve"> HYPERLINK \l _Toc32287 </w:instrText>
           </w:r>
           <w:r>
             <w:rPr>
@@ -2531,9 +2813,16 @@
           <w:r>
             <w:rPr>
               <w:rFonts w:hint="default"/>
-              <w:lang w:val="en-US" w:eastAsia="zh-CN"/>
-            </w:rPr>
-            <w:t>1.4.1. 当前应用情况</w:t>
+              <w:lang w:eastAsia="zh-CN"/>
+            </w:rPr>
+            <w:t xml:space="preserve">2.3.1. </w:t>
+          </w:r>
+          <w:r>
+            <w:rPr>
+              <w:rFonts w:hint="eastAsia"/>
+              <w:lang w:eastAsia="zh-CN"/>
+            </w:rPr>
+            <w:t>运维工具研发</w:t>
           </w:r>
           <w:r>
             <w:tab/>
@@ -2542,13 +2831,13 @@
             <w:fldChar w:fldCharType="begin"/>
           </w:r>
           <w:r>
-            <w:instrText xml:space="preserve"> PAGEREF _Toc23580 \h </w:instrText>
+            <w:instrText xml:space="preserve"> PAGEREF _Toc32287 \h </w:instrText>
           </w:r>
           <w:r>
             <w:fldChar w:fldCharType="separate"/>
           </w:r>
           <w:r>
-            <w:t>11</w:t>
+            <w:t>12</w:t>
           </w:r>
           <w:r>
             <w:fldChar w:fldCharType="end"/>
@@ -2580,7 +2869,7 @@
               <w:rFonts w:hint="eastAsia" w:ascii="宋体" w:hAnsi="宋体" w:cs="宋体"/>
               <w:szCs w:val="24"/>
             </w:rPr>
-            <w:instrText xml:space="preserve"> HYPERLINK \l _Toc24638 </w:instrText>
+            <w:instrText xml:space="preserve"> HYPERLINK \l _Toc5628 </w:instrText>
           </w:r>
           <w:r>
             <w:rPr>
@@ -2594,14 +2883,14 @@
               <w:rFonts w:hint="default"/>
               <w:lang w:eastAsia="zh-CN"/>
             </w:rPr>
-            <w:t xml:space="preserve">1.4.2. </w:t>
+            <w:t xml:space="preserve">2.3.2. </w:t>
           </w:r>
           <w:r>
             <w:rPr>
               <w:rFonts w:hint="eastAsia"/>
-              <w:lang w:val="en-US" w:eastAsia="zh-CN"/>
-            </w:rPr>
-            <w:t>后续推广计划</w:t>
+              <w:lang w:eastAsia="zh-CN"/>
+            </w:rPr>
+            <w:t>运维手册研发</w:t>
           </w:r>
           <w:r>
             <w:tab/>
@@ -2610,13 +2899,13 @@
             <w:fldChar w:fldCharType="begin"/>
           </w:r>
           <w:r>
-            <w:instrText xml:space="preserve"> PAGEREF _Toc24638 \h </w:instrText>
+            <w:instrText xml:space="preserve"> PAGEREF _Toc5628 \h </w:instrText>
           </w:r>
           <w:r>
             <w:fldChar w:fldCharType="separate"/>
           </w:r>
           <w:r>
-            <w:t>11</w:t>
+            <w:t>12</w:t>
           </w:r>
           <w:r>
             <w:fldChar w:fldCharType="end"/>
@@ -2648,7 +2937,7 @@
               <w:rFonts w:hint="eastAsia" w:ascii="宋体" w:hAnsi="宋体" w:cs="宋体"/>
               <w:szCs w:val="24"/>
             </w:rPr>
-            <w:instrText xml:space="preserve"> HYPERLINK \l _Toc19306 </w:instrText>
+            <w:instrText xml:space="preserve"> HYPERLINK \l _Toc2344 </w:instrText>
           </w:r>
           <w:r>
             <w:rPr>
@@ -2662,14 +2951,82 @@
               <w:rFonts w:hint="default"/>
               <w:lang w:eastAsia="zh-CN"/>
             </w:rPr>
-            <w:t xml:space="preserve">2. </w:t>
+            <w:t xml:space="preserve">3. </w:t>
+          </w:r>
+          <w:r>
+            <w:rPr>
+              <w:rFonts w:hint="eastAsia"/>
+              <w:lang w:val="en-US" w:eastAsia="zh-CN"/>
+            </w:rPr>
+            <w:t>资源使用情况</w:t>
+          </w:r>
+          <w:r>
+            <w:tab/>
+          </w:r>
+          <w:r>
+            <w:fldChar w:fldCharType="begin"/>
+          </w:r>
+          <w:r>
+            <w:instrText xml:space="preserve"> PAGEREF _Toc2344 \h </w:instrText>
+          </w:r>
+          <w:r>
+            <w:fldChar w:fldCharType="separate"/>
+          </w:r>
+          <w:r>
+            <w:t>12</w:t>
+          </w:r>
+          <w:r>
+            <w:fldChar w:fldCharType="end"/>
+          </w:r>
+          <w:r>
+            <w:rPr>
+              <w:rFonts w:hint="eastAsia" w:ascii="宋体" w:hAnsi="宋体" w:cs="宋体"/>
+              <w:szCs w:val="24"/>
+            </w:rPr>
+            <w:fldChar w:fldCharType="end"/>
+          </w:r>
+        </w:p>
+        <w:p>
+          <w:pPr>
+            <w:pStyle w:val="13"/>
+            <w:tabs>
+              <w:tab w:val="right" w:leader="dot" w:pos="8306"/>
+            </w:tabs>
+          </w:pPr>
+          <w:r>
+            <w:rPr>
+              <w:rFonts w:hint="eastAsia" w:ascii="宋体" w:hAnsi="宋体" w:cs="宋体"/>
+              <w:szCs w:val="24"/>
+            </w:rPr>
+            <w:fldChar w:fldCharType="begin"/>
+          </w:r>
+          <w:r>
+            <w:rPr>
+              <w:rFonts w:hint="eastAsia" w:ascii="宋体" w:hAnsi="宋体" w:cs="宋体"/>
+              <w:szCs w:val="24"/>
+            </w:rPr>
+            <w:instrText xml:space="preserve"> HYPERLINK \l _Toc29967 </w:instrText>
+          </w:r>
+          <w:r>
+            <w:rPr>
+              <w:rFonts w:hint="eastAsia" w:ascii="宋体" w:hAnsi="宋体" w:cs="宋体"/>
+              <w:szCs w:val="24"/>
+            </w:rPr>
+            <w:fldChar w:fldCharType="separate"/>
+          </w:r>
+          <w:r>
+            <w:rPr>
+              <w:rFonts w:hint="default"/>
+              <w:lang w:eastAsia="zh-CN"/>
+            </w:rPr>
+            <w:t xml:space="preserve">3.1.1. </w:t>
           </w:r>
           <w:r>
             <w:rPr>
               <w:rFonts w:hint="eastAsia"/>
               <w:lang w:eastAsia="zh-CN"/>
             </w:rPr>
-            <w:t>运维手册研发进度</w:t>
+            <w:t>研发经费使用情况</w:t>
           </w:r>
           <w:r>
             <w:tab/>
@@ -2678,13 +3035,215 @@
             <w:fldChar w:fldCharType="begin"/>
           </w:r>
           <w:r>
-            <w:instrText xml:space="preserve"> PAGEREF _Toc19306 \h </w:instrText>
+            <w:instrText xml:space="preserve"> PAGEREF _Toc29967 \h </w:instrText>
           </w:r>
           <w:r>
             <w:fldChar w:fldCharType="separate"/>
           </w:r>
           <w:r>
-            <w:t>11</w:t>
+            <w:t>12</w:t>
+          </w:r>
+          <w:r>
+            <w:fldChar w:fldCharType="end"/>
+          </w:r>
+          <w:r>
+            <w:rPr>
+              <w:rFonts w:hint="eastAsia" w:ascii="宋体" w:hAnsi="宋体" w:cs="宋体"/>
+              <w:szCs w:val="24"/>
+            </w:rPr>
+            <w:fldChar w:fldCharType="end"/>
+          </w:r>
+        </w:p>
+        <w:p>
+          <w:pPr>
+            <w:pStyle w:val="13"/>
+            <w:tabs>
+              <w:tab w:val="right" w:leader="dot" w:pos="8306"/>
+            </w:tabs>
+          </w:pPr>
+          <w:r>
+            <w:rPr>
+              <w:rFonts w:hint="eastAsia" w:ascii="宋体" w:hAnsi="宋体" w:cs="宋体"/>
+              <w:szCs w:val="24"/>
+            </w:rPr>
+            <w:fldChar w:fldCharType="begin"/>
+          </w:r>
+          <w:r>
+            <w:rPr>
+              <w:rFonts w:hint="eastAsia" w:ascii="宋体" w:hAnsi="宋体" w:cs="宋体"/>
+              <w:szCs w:val="24"/>
+            </w:rPr>
+            <w:instrText xml:space="preserve"> HYPERLINK \l _Toc16393 </w:instrText>
+          </w:r>
+          <w:r>
+            <w:rPr>
+              <w:rFonts w:hint="eastAsia" w:ascii="宋体" w:hAnsi="宋体" w:cs="宋体"/>
+              <w:szCs w:val="24"/>
+            </w:rPr>
+            <w:fldChar w:fldCharType="separate"/>
+          </w:r>
+          <w:r>
+            <w:rPr>
+              <w:rFonts w:hint="default"/>
+              <w:lang w:val="en-US" w:eastAsia="zh-CN"/>
+            </w:rPr>
+            <w:t xml:space="preserve">3.1.2. </w:t>
+          </w:r>
+          <w:r>
+            <w:rPr>
+              <w:rFonts w:hint="eastAsia"/>
+              <w:lang w:val="en-US" w:eastAsia="zh-CN"/>
+            </w:rPr>
+            <w:t>人员投入情况</w:t>
+          </w:r>
+          <w:r>
+            <w:tab/>
+          </w:r>
+          <w:r>
+            <w:fldChar w:fldCharType="begin"/>
+          </w:r>
+          <w:r>
+            <w:instrText xml:space="preserve"> PAGEREF _Toc16393 \h </w:instrText>
+          </w:r>
+          <w:r>
+            <w:fldChar w:fldCharType="separate"/>
+          </w:r>
+          <w:r>
+            <w:t>13</w:t>
+          </w:r>
+          <w:r>
+            <w:fldChar w:fldCharType="end"/>
+          </w:r>
+          <w:r>
+            <w:rPr>
+              <w:rFonts w:hint="eastAsia" w:ascii="宋体" w:hAnsi="宋体" w:cs="宋体"/>
+              <w:szCs w:val="24"/>
+            </w:rPr>
+            <w:fldChar w:fldCharType="end"/>
+          </w:r>
+        </w:p>
+        <w:p>
+          <w:pPr>
+            <w:pStyle w:val="16"/>
+            <w:tabs>
+              <w:tab w:val="right" w:leader="dot" w:pos="8306"/>
+            </w:tabs>
+          </w:pPr>
+          <w:r>
+            <w:rPr>
+              <w:rFonts w:hint="eastAsia" w:ascii="宋体" w:hAnsi="宋体" w:cs="宋体"/>
+              <w:szCs w:val="24"/>
+            </w:rPr>
+            <w:fldChar w:fldCharType="begin"/>
+          </w:r>
+          <w:r>
+            <w:rPr>
+              <w:rFonts w:hint="eastAsia" w:ascii="宋体" w:hAnsi="宋体" w:cs="宋体"/>
+              <w:szCs w:val="24"/>
+            </w:rPr>
+            <w:instrText xml:space="preserve"> HYPERLINK \l _Toc22077 </w:instrText>
+          </w:r>
+          <w:r>
+            <w:rPr>
+              <w:rFonts w:hint="eastAsia" w:ascii="宋体" w:hAnsi="宋体" w:cs="宋体"/>
+              <w:szCs w:val="24"/>
+            </w:rPr>
+            <w:fldChar w:fldCharType="separate"/>
+          </w:r>
+          <w:r>
+            <w:rPr>
+              <w:rFonts w:hint="default"/>
+              <w:lang w:eastAsia="zh-CN"/>
+            </w:rPr>
+            <w:t xml:space="preserve">4. </w:t>
+          </w:r>
+          <w:r>
+            <w:rPr>
+              <w:rFonts w:hint="eastAsia"/>
+              <w:lang w:eastAsia="zh-CN"/>
+            </w:rPr>
+            <w:t>新技术展望</w:t>
+          </w:r>
+          <w:r>
+            <w:tab/>
+          </w:r>
+          <w:r>
+            <w:fldChar w:fldCharType="begin"/>
+          </w:r>
+          <w:r>
+            <w:instrText xml:space="preserve"> PAGEREF _Toc22077 \h </w:instrText>
+          </w:r>
+          <w:r>
+            <w:fldChar w:fldCharType="separate"/>
+          </w:r>
+          <w:r>
+            <w:t>13</w:t>
+          </w:r>
+          <w:r>
+            <w:fldChar w:fldCharType="end"/>
+          </w:r>
+          <w:r>
+            <w:rPr>
+              <w:rFonts w:hint="eastAsia" w:ascii="宋体" w:hAnsi="宋体" w:cs="宋体"/>
+              <w:szCs w:val="24"/>
+            </w:rPr>
+            <w:fldChar w:fldCharType="end"/>
+          </w:r>
+        </w:p>
+        <w:p>
+          <w:pPr>
+            <w:pStyle w:val="16"/>
+            <w:tabs>
+              <w:tab w:val="right" w:leader="dot" w:pos="8306"/>
+            </w:tabs>
+          </w:pPr>
+          <w:r>
+            <w:rPr>
+              <w:rFonts w:hint="eastAsia" w:ascii="宋体" w:hAnsi="宋体" w:cs="宋体"/>
+              <w:szCs w:val="24"/>
+            </w:rPr>
+            <w:fldChar w:fldCharType="begin"/>
+          </w:r>
+          <w:r>
+            <w:rPr>
+              <w:rFonts w:hint="eastAsia" w:ascii="宋体" w:hAnsi="宋体" w:cs="宋体"/>
+              <w:szCs w:val="24"/>
+            </w:rPr>
+            <w:instrText xml:space="preserve"> HYPERLINK \l _Toc1193 </w:instrText>
+          </w:r>
+          <w:r>
+            <w:rPr>
+              <w:rFonts w:hint="eastAsia" w:ascii="宋体" w:hAnsi="宋体" w:cs="宋体"/>
+              <w:szCs w:val="24"/>
+            </w:rPr>
+            <w:fldChar w:fldCharType="separate"/>
+          </w:r>
+          <w:r>
+            <w:rPr>
+              <w:rFonts w:hint="default"/>
+            </w:rPr>
+            <w:t xml:space="preserve">5. </w:t>
+          </w:r>
+          <w:r>
+            <w:rPr>
+              <w:rFonts w:hint="eastAsia"/>
+            </w:rPr>
+            <w:t>研发成果应用</w:t>
+          </w:r>
+          <w:r>
+            <w:tab/>
+          </w:r>
+          <w:r>
+            <w:fldChar w:fldCharType="begin"/>
+          </w:r>
+          <w:r>
+            <w:instrText xml:space="preserve"> PAGEREF _Toc1193 \h </w:instrText>
+          </w:r>
+          <w:r>
+            <w:fldChar w:fldCharType="separate"/>
+          </w:r>
+          <w:r>
+            <w:t>13</w:t>
           </w:r>
           <w:r>
             <w:fldChar w:fldCharType="end"/>
@@ -2716,7 +3275,7 @@
               <w:rFonts w:hint="eastAsia" w:ascii="宋体" w:hAnsi="宋体" w:cs="宋体"/>
               <w:szCs w:val="24"/>
             </w:rPr>
-            <w:instrText xml:space="preserve"> HYPERLINK \l _Toc8734 </w:instrText>
+            <w:instrText xml:space="preserve"> HYPERLINK \l _Toc25343 </w:instrText>
           </w:r>
           <w:r>
             <w:rPr>
@@ -2728,16 +3287,14 @@
           <w:r>
             <w:rPr>
               <w:rFonts w:hint="default"/>
-              <w:lang w:eastAsia="zh-CN"/>
-            </w:rPr>
-            <w:t xml:space="preserve">2.1. </w:t>
+            </w:rPr>
+            <w:t xml:space="preserve">5.1. </w:t>
           </w:r>
           <w:r>
             <w:rPr>
               <w:rFonts w:hint="eastAsia"/>
-              <w:lang w:eastAsia="zh-CN"/>
-            </w:rPr>
-            <w:t>研发进度</w:t>
+            </w:rPr>
+            <w:t>应用覆盖范围</w:t>
           </w:r>
           <w:r>
             <w:tab/>
@@ -2746,13 +3303,145 @@
             <w:fldChar w:fldCharType="begin"/>
           </w:r>
           <w:r>
-            <w:instrText xml:space="preserve"> PAGEREF _Toc8734 \h </w:instrText>
+            <w:instrText xml:space="preserve"> PAGEREF _Toc25343 \h </w:instrText>
           </w:r>
           <w:r>
             <w:fldChar w:fldCharType="separate"/>
           </w:r>
           <w:r>
-            <w:t>12</w:t>
+            <w:t>13</w:t>
+          </w:r>
+          <w:r>
+            <w:fldChar w:fldCharType="end"/>
+          </w:r>
+          <w:r>
+            <w:rPr>
+              <w:rFonts w:hint="eastAsia" w:ascii="宋体" w:hAnsi="宋体" w:cs="宋体"/>
+              <w:szCs w:val="24"/>
+            </w:rPr>
+            <w:fldChar w:fldCharType="end"/>
+          </w:r>
+        </w:p>
+        <w:p>
+          <w:pPr>
+            <w:pStyle w:val="13"/>
+            <w:tabs>
+              <w:tab w:val="right" w:leader="dot" w:pos="8306"/>
+            </w:tabs>
+          </w:pPr>
+          <w:r>
+            <w:rPr>
+              <w:rFonts w:hint="eastAsia" w:ascii="宋体" w:hAnsi="宋体" w:cs="宋体"/>
+              <w:szCs w:val="24"/>
+            </w:rPr>
+            <w:fldChar w:fldCharType="begin"/>
+          </w:r>
+          <w:r>
+            <w:rPr>
+              <w:rFonts w:hint="eastAsia" w:ascii="宋体" w:hAnsi="宋体" w:cs="宋体"/>
+              <w:szCs w:val="24"/>
+            </w:rPr>
+            <w:instrText xml:space="preserve"> HYPERLINK \l _Toc5407 </w:instrText>
+          </w:r>
+          <w:r>
+            <w:rPr>
+              <w:rFonts w:hint="eastAsia" w:ascii="宋体" w:hAnsi="宋体" w:cs="宋体"/>
+              <w:szCs w:val="24"/>
+            </w:rPr>
+            <w:fldChar w:fldCharType="separate"/>
+          </w:r>
+          <w:r>
+            <w:rPr>
+              <w:rFonts w:hint="default"/>
+            </w:rPr>
+            <w:t xml:space="preserve">5.1.1. </w:t>
+          </w:r>
+          <w:r>
+            <w:rPr>
+              <w:rFonts w:hint="eastAsia"/>
+            </w:rPr>
+            <w:t>监控告警系统应用</w:t>
+          </w:r>
+          <w:r>
+            <w:tab/>
+          </w:r>
+          <w:r>
+            <w:fldChar w:fldCharType="begin"/>
+          </w:r>
+          <w:r>
+            <w:instrText xml:space="preserve"> PAGEREF _Toc5407 \h </w:instrText>
+          </w:r>
+          <w:r>
+            <w:fldChar w:fldCharType="separate"/>
+          </w:r>
+          <w:r>
+            <w:t>13</w:t>
+          </w:r>
+          <w:r>
+            <w:fldChar w:fldCharType="end"/>
+          </w:r>
+          <w:r>
+            <w:rPr>
+              <w:rFonts w:hint="eastAsia" w:ascii="宋体" w:hAnsi="宋体" w:cs="宋体"/>
+              <w:szCs w:val="24"/>
+            </w:rPr>
+            <w:fldChar w:fldCharType="end"/>
+          </w:r>
+        </w:p>
+        <w:p>
+          <w:pPr>
+            <w:pStyle w:val="13"/>
+            <w:tabs>
+              <w:tab w:val="right" w:leader="dot" w:pos="8306"/>
+            </w:tabs>
+          </w:pPr>
+          <w:r>
+            <w:rPr>
+              <w:rFonts w:hint="eastAsia" w:ascii="宋体" w:hAnsi="宋体" w:cs="宋体"/>
+              <w:szCs w:val="24"/>
+            </w:rPr>
+            <w:fldChar w:fldCharType="begin"/>
+          </w:r>
+          <w:r>
+            <w:rPr>
+              <w:rFonts w:hint="eastAsia" w:ascii="宋体" w:hAnsi="宋体" w:cs="宋体"/>
+              <w:szCs w:val="24"/>
+            </w:rPr>
+            <w:instrText xml:space="preserve"> HYPERLINK \l _Toc14728 </w:instrText>
+          </w:r>
+          <w:r>
+            <w:rPr>
+              <w:rFonts w:hint="eastAsia" w:ascii="宋体" w:hAnsi="宋体" w:cs="宋体"/>
+              <w:szCs w:val="24"/>
+            </w:rPr>
+            <w:fldChar w:fldCharType="separate"/>
+          </w:r>
+          <w:r>
+            <w:rPr>
+              <w:rFonts w:hint="default"/>
+            </w:rPr>
+            <w:t xml:space="preserve">5.1.2. </w:t>
+          </w:r>
+          <w:r>
+            <w:rPr>
+              <w:rFonts w:hint="eastAsia"/>
+            </w:rPr>
+            <w:t>运维手册应用</w:t>
+          </w:r>
+          <w:r>
+            <w:tab/>
+          </w:r>
+          <w:r>
+            <w:fldChar w:fldCharType="begin"/>
+          </w:r>
+          <w:r>
+            <w:instrText xml:space="preserve"> PAGEREF _Toc14728 \h </w:instrText>
+          </w:r>
+          <w:r>
+            <w:fldChar w:fldCharType="separate"/>
+          </w:r>
+          <w:r>
+            <w:t>14</w:t>
           </w:r>
           <w:r>
             <w:fldChar w:fldCharType="end"/>
@@ -2784,7 +3473,7 @@
               <w:rFonts w:hint="eastAsia" w:ascii="宋体" w:hAnsi="宋体" w:cs="宋体"/>
               <w:szCs w:val="24"/>
             </w:rPr>
-            <w:instrText xml:space="preserve"> HYPERLINK \l _Toc6285 </w:instrText>
+            <w:instrText xml:space="preserve"> HYPERLINK \l _Toc30053 </w:instrText>
           </w:r>
           <w:r>
             <w:rPr>
@@ -2796,16 +3485,14 @@
           <w:r>
             <w:rPr>
               <w:rFonts w:hint="default"/>
-              <w:lang w:eastAsia="zh-CN"/>
-            </w:rPr>
-            <w:t xml:space="preserve">2.2. </w:t>
+            </w:rPr>
+            <w:t xml:space="preserve">5.2. </w:t>
           </w:r>
           <w:r>
             <w:rPr>
               <w:rFonts w:hint="eastAsia"/>
-              <w:lang w:eastAsia="zh-CN"/>
-            </w:rPr>
-            <w:t>研发成果</w:t>
+            </w:rPr>
+            <w:t>应用成效</w:t>
           </w:r>
           <w:r>
             <w:tab/>
@@ -2814,489 +3501,13 @@
             <w:fldChar w:fldCharType="begin"/>
           </w:r>
           <w:r>
-            <w:instrText xml:space="preserve"> PAGEREF _Toc6285 \h </w:instrText>
+            <w:instrText xml:space="preserve"> PAGEREF _Toc30053 \h </w:instrText>
           </w:r>
           <w:r>
             <w:fldChar w:fldCharType="separate"/>
           </w:r>
           <w:r>
-            <w:t>12</w:t>
-          </w:r>
-          <w:r>
-            <w:fldChar w:fldCharType="end"/>
-          </w:r>
-          <w:r>
-            <w:rPr>
-              <w:rFonts w:hint="eastAsia" w:ascii="宋体" w:hAnsi="宋体" w:cs="宋体"/>
-              <w:szCs w:val="24"/>
-            </w:rPr>
-            <w:fldChar w:fldCharType="end"/>
-          </w:r>
-        </w:p>
-        <w:p>
-          <w:pPr>
-            <w:pStyle w:val="17"/>
-            <w:tabs>
-              <w:tab w:val="right" w:leader="dot" w:pos="8306"/>
-            </w:tabs>
-          </w:pPr>
-          <w:r>
-            <w:rPr>
-              <w:rFonts w:hint="eastAsia" w:ascii="宋体" w:hAnsi="宋体" w:cs="宋体"/>
-              <w:szCs w:val="24"/>
-            </w:rPr>
-            <w:fldChar w:fldCharType="begin"/>
-          </w:r>
-          <w:r>
-            <w:rPr>
-              <w:rFonts w:hint="eastAsia" w:ascii="宋体" w:hAnsi="宋体" w:cs="宋体"/>
-              <w:szCs w:val="24"/>
-            </w:rPr>
-            <w:instrText xml:space="preserve"> HYPERLINK \l _Toc15376 </w:instrText>
-          </w:r>
-          <w:r>
-            <w:rPr>
-              <w:rFonts w:hint="eastAsia" w:ascii="宋体" w:hAnsi="宋体" w:cs="宋体"/>
-              <w:szCs w:val="24"/>
-            </w:rPr>
-            <w:fldChar w:fldCharType="separate"/>
-          </w:r>
-          <w:r>
-            <w:rPr>
-              <w:rFonts w:hint="default"/>
-              <w:lang w:eastAsia="zh-CN"/>
-            </w:rPr>
-            <w:t xml:space="preserve">2.3. </w:t>
-          </w:r>
-          <w:r>
-            <w:rPr>
-              <w:rFonts w:hint="eastAsia"/>
-              <w:lang w:eastAsia="zh-CN"/>
-            </w:rPr>
-            <w:t>研发现状</w:t>
-          </w:r>
-          <w:r>
-            <w:tab/>
-          </w:r>
-          <w:r>
-            <w:fldChar w:fldCharType="begin"/>
-          </w:r>
-          <w:r>
-            <w:instrText xml:space="preserve"> PAGEREF _Toc15376 \h </w:instrText>
-          </w:r>
-          <w:r>
-            <w:fldChar w:fldCharType="separate"/>
-          </w:r>
-          <w:r>
-            <w:t>12</w:t>
-          </w:r>
-          <w:r>
-            <w:fldChar w:fldCharType="end"/>
-          </w:r>
-          <w:r>
-            <w:rPr>
-              <w:rFonts w:hint="eastAsia" w:ascii="宋体" w:hAnsi="宋体" w:cs="宋体"/>
-              <w:szCs w:val="24"/>
-            </w:rPr>
-            <w:fldChar w:fldCharType="end"/>
-          </w:r>
-        </w:p>
-        <w:p>
-          <w:pPr>
-            <w:pStyle w:val="13"/>
-            <w:tabs>
-              <w:tab w:val="right" w:leader="dot" w:pos="8306"/>
-            </w:tabs>
-          </w:pPr>
-          <w:r>
-            <w:rPr>
-              <w:rFonts w:hint="eastAsia" w:ascii="宋体" w:hAnsi="宋体" w:cs="宋体"/>
-              <w:szCs w:val="24"/>
-            </w:rPr>
-            <w:fldChar w:fldCharType="begin"/>
-          </w:r>
-          <w:r>
-            <w:rPr>
-              <w:rFonts w:hint="eastAsia" w:ascii="宋体" w:hAnsi="宋体" w:cs="宋体"/>
-              <w:szCs w:val="24"/>
-            </w:rPr>
-            <w:instrText xml:space="preserve"> HYPERLINK \l _Toc6600 </w:instrText>
-          </w:r>
-          <w:r>
-            <w:rPr>
-              <w:rFonts w:hint="eastAsia" w:ascii="宋体" w:hAnsi="宋体" w:cs="宋体"/>
-              <w:szCs w:val="24"/>
-            </w:rPr>
-            <w:fldChar w:fldCharType="separate"/>
-          </w:r>
-          <w:r>
-            <w:rPr>
-              <w:rFonts w:hint="default"/>
-              <w:lang w:eastAsia="zh-CN"/>
-            </w:rPr>
-            <w:t xml:space="preserve">2.3.1. </w:t>
-          </w:r>
-          <w:r>
-            <w:rPr>
-              <w:rFonts w:hint="eastAsia"/>
-              <w:lang w:eastAsia="zh-CN"/>
-            </w:rPr>
-            <w:t>运维工具研发</w:t>
-          </w:r>
-          <w:r>
-            <w:tab/>
-          </w:r>
-          <w:r>
-            <w:fldChar w:fldCharType="begin"/>
-          </w:r>
-          <w:r>
-            <w:instrText xml:space="preserve"> PAGEREF _Toc6600 \h </w:instrText>
-          </w:r>
-          <w:r>
-            <w:fldChar w:fldCharType="separate"/>
-          </w:r>
-          <w:r>
-            <w:t>12</w:t>
-          </w:r>
-          <w:r>
-            <w:fldChar w:fldCharType="end"/>
-          </w:r>
-          <w:r>
-            <w:rPr>
-              <w:rFonts w:hint="eastAsia" w:ascii="宋体" w:hAnsi="宋体" w:cs="宋体"/>
-              <w:szCs w:val="24"/>
-            </w:rPr>
-            <w:fldChar w:fldCharType="end"/>
-          </w:r>
-        </w:p>
-        <w:p>
-          <w:pPr>
-            <w:pStyle w:val="13"/>
-            <w:tabs>
-              <w:tab w:val="right" w:leader="dot" w:pos="8306"/>
-            </w:tabs>
-          </w:pPr>
-          <w:r>
-            <w:rPr>
-              <w:rFonts w:hint="eastAsia" w:ascii="宋体" w:hAnsi="宋体" w:cs="宋体"/>
-              <w:szCs w:val="24"/>
-            </w:rPr>
-            <w:fldChar w:fldCharType="begin"/>
-          </w:r>
-          <w:r>
-            <w:rPr>
-              <w:rFonts w:hint="eastAsia" w:ascii="宋体" w:hAnsi="宋体" w:cs="宋体"/>
-              <w:szCs w:val="24"/>
-            </w:rPr>
-            <w:instrText xml:space="preserve"> HYPERLINK \l _Toc20939 </w:instrText>
-          </w:r>
-          <w:r>
-            <w:rPr>
-              <w:rFonts w:hint="eastAsia" w:ascii="宋体" w:hAnsi="宋体" w:cs="宋体"/>
-              <w:szCs w:val="24"/>
-            </w:rPr>
-            <w:fldChar w:fldCharType="separate"/>
-          </w:r>
-          <w:r>
-            <w:rPr>
-              <w:rFonts w:hint="default"/>
-              <w:lang w:eastAsia="zh-CN"/>
-            </w:rPr>
-            <w:t xml:space="preserve">2.3.2. </w:t>
-          </w:r>
-          <w:r>
-            <w:rPr>
-              <w:rFonts w:hint="eastAsia"/>
-              <w:lang w:eastAsia="zh-CN"/>
-            </w:rPr>
-            <w:t>运维手册研发</w:t>
-          </w:r>
-          <w:r>
-            <w:tab/>
-          </w:r>
-          <w:r>
-            <w:fldChar w:fldCharType="begin"/>
-          </w:r>
-          <w:r>
-            <w:instrText xml:space="preserve"> PAGEREF _Toc20939 \h </w:instrText>
-          </w:r>
-          <w:r>
-            <w:fldChar w:fldCharType="separate"/>
-          </w:r>
-          <w:r>
-            <w:t>13</w:t>
-          </w:r>
-          <w:r>
-            <w:fldChar w:fldCharType="end"/>
-          </w:r>
-          <w:r>
-            <w:rPr>
-              <w:rFonts w:hint="eastAsia" w:ascii="宋体" w:hAnsi="宋体" w:cs="宋体"/>
-              <w:szCs w:val="24"/>
-            </w:rPr>
-            <w:fldChar w:fldCharType="end"/>
-          </w:r>
-        </w:p>
-        <w:p>
-          <w:pPr>
-            <w:pStyle w:val="16"/>
-            <w:tabs>
-              <w:tab w:val="right" w:leader="dot" w:pos="8306"/>
-            </w:tabs>
-          </w:pPr>
-          <w:r>
-            <w:rPr>
-              <w:rFonts w:hint="eastAsia" w:ascii="宋体" w:hAnsi="宋体" w:cs="宋体"/>
-              <w:szCs w:val="24"/>
-            </w:rPr>
-            <w:fldChar w:fldCharType="begin"/>
-          </w:r>
-          <w:r>
-            <w:rPr>
-              <w:rFonts w:hint="eastAsia" w:ascii="宋体" w:hAnsi="宋体" w:cs="宋体"/>
-              <w:szCs w:val="24"/>
-            </w:rPr>
-            <w:instrText xml:space="preserve"> HYPERLINK \l _Toc30833 </w:instrText>
-          </w:r>
-          <w:r>
-            <w:rPr>
-              <w:rFonts w:hint="eastAsia" w:ascii="宋体" w:hAnsi="宋体" w:cs="宋体"/>
-              <w:szCs w:val="24"/>
-            </w:rPr>
-            <w:fldChar w:fldCharType="separate"/>
-          </w:r>
-          <w:r>
-            <w:rPr>
-              <w:rFonts w:hint="default"/>
-              <w:lang w:eastAsia="zh-CN"/>
-            </w:rPr>
-            <w:t xml:space="preserve">3. </w:t>
-          </w:r>
-          <w:r>
-            <w:rPr>
-              <w:rFonts w:hint="eastAsia"/>
-              <w:lang w:val="en-US" w:eastAsia="zh-CN"/>
-            </w:rPr>
-            <w:t>资源使用情况</w:t>
-          </w:r>
-          <w:r>
-            <w:tab/>
-          </w:r>
-          <w:r>
-            <w:fldChar w:fldCharType="begin"/>
-          </w:r>
-          <w:r>
-            <w:instrText xml:space="preserve"> PAGEREF _Toc30833 \h </w:instrText>
-          </w:r>
-          <w:r>
-            <w:fldChar w:fldCharType="separate"/>
-          </w:r>
-          <w:r>
-            <w:t>13</w:t>
-          </w:r>
-          <w:r>
-            <w:fldChar w:fldCharType="end"/>
-          </w:r>
-          <w:r>
-            <w:rPr>
-              <w:rFonts w:hint="eastAsia" w:ascii="宋体" w:hAnsi="宋体" w:cs="宋体"/>
-              <w:szCs w:val="24"/>
-            </w:rPr>
-            <w:fldChar w:fldCharType="end"/>
-          </w:r>
-        </w:p>
-        <w:p>
-          <w:pPr>
-            <w:pStyle w:val="13"/>
-            <w:tabs>
-              <w:tab w:val="right" w:leader="dot" w:pos="8306"/>
-            </w:tabs>
-          </w:pPr>
-          <w:r>
-            <w:rPr>
-              <w:rFonts w:hint="eastAsia" w:ascii="宋体" w:hAnsi="宋体" w:cs="宋体"/>
-              <w:szCs w:val="24"/>
-            </w:rPr>
-            <w:fldChar w:fldCharType="begin"/>
-          </w:r>
-          <w:r>
-            <w:rPr>
-              <w:rFonts w:hint="eastAsia" w:ascii="宋体" w:hAnsi="宋体" w:cs="宋体"/>
-              <w:szCs w:val="24"/>
-            </w:rPr>
-            <w:instrText xml:space="preserve"> HYPERLINK \l _Toc4577 </w:instrText>
-          </w:r>
-          <w:r>
-            <w:rPr>
-              <w:rFonts w:hint="eastAsia" w:ascii="宋体" w:hAnsi="宋体" w:cs="宋体"/>
-              <w:szCs w:val="24"/>
-            </w:rPr>
-            <w:fldChar w:fldCharType="separate"/>
-          </w:r>
-          <w:r>
-            <w:rPr>
-              <w:rFonts w:hint="default"/>
-              <w:lang w:eastAsia="zh-CN"/>
-            </w:rPr>
-            <w:t xml:space="preserve">3.1.1. </w:t>
-          </w:r>
-          <w:r>
-            <w:rPr>
-              <w:rFonts w:hint="eastAsia"/>
-              <w:lang w:eastAsia="zh-CN"/>
-            </w:rPr>
-            <w:t>研发经费使用情况</w:t>
-          </w:r>
-          <w:r>
-            <w:tab/>
-          </w:r>
-          <w:r>
-            <w:fldChar w:fldCharType="begin"/>
-          </w:r>
-          <w:r>
-            <w:instrText xml:space="preserve"> PAGEREF _Toc4577 \h </w:instrText>
-          </w:r>
-          <w:r>
-            <w:fldChar w:fldCharType="separate"/>
-          </w:r>
-          <w:r>
-            <w:t>13</w:t>
-          </w:r>
-          <w:r>
-            <w:fldChar w:fldCharType="end"/>
-          </w:r>
-          <w:r>
-            <w:rPr>
-              <w:rFonts w:hint="eastAsia" w:ascii="宋体" w:hAnsi="宋体" w:cs="宋体"/>
-              <w:szCs w:val="24"/>
-            </w:rPr>
-            <w:fldChar w:fldCharType="end"/>
-          </w:r>
-        </w:p>
-        <w:p>
-          <w:pPr>
-            <w:pStyle w:val="13"/>
-            <w:tabs>
-              <w:tab w:val="right" w:leader="dot" w:pos="8306"/>
-            </w:tabs>
-          </w:pPr>
-          <w:r>
-            <w:rPr>
-              <w:rFonts w:hint="eastAsia" w:ascii="宋体" w:hAnsi="宋体" w:cs="宋体"/>
-              <w:szCs w:val="24"/>
-            </w:rPr>
-            <w:fldChar w:fldCharType="begin"/>
-          </w:r>
-          <w:r>
-            <w:rPr>
-              <w:rFonts w:hint="eastAsia" w:ascii="宋体" w:hAnsi="宋体" w:cs="宋体"/>
-              <w:szCs w:val="24"/>
-            </w:rPr>
-            <w:instrText xml:space="preserve"> HYPERLINK \l _Toc28957 </w:instrText>
-          </w:r>
-          <w:r>
-            <w:rPr>
-              <w:rFonts w:hint="eastAsia" w:ascii="宋体" w:hAnsi="宋体" w:cs="宋体"/>
-              <w:szCs w:val="24"/>
-            </w:rPr>
-            <w:fldChar w:fldCharType="separate"/>
-          </w:r>
-          <w:r>
-            <w:rPr>
-              <w:rFonts w:hint="default"/>
-              <w:lang w:val="en-US" w:eastAsia="zh-CN"/>
-            </w:rPr>
-            <w:t xml:space="preserve">3.1.2. </w:t>
-          </w:r>
-          <w:r>
-            <w:rPr>
-              <w:rFonts w:hint="eastAsia"/>
-              <w:lang w:val="en-US" w:eastAsia="zh-CN"/>
-            </w:rPr>
-            <w:t>人员投入情况</w:t>
-          </w:r>
-          <w:r>
-            <w:tab/>
-          </w:r>
-          <w:r>
-            <w:fldChar w:fldCharType="begin"/>
-          </w:r>
-          <w:r>
-            <w:instrText xml:space="preserve"> PAGEREF _Toc28957 \h </w:instrText>
-          </w:r>
-          <w:r>
-            <w:fldChar w:fldCharType="separate"/>
-          </w:r>
-          <w:r>
-            <w:t>13</w:t>
-          </w:r>
-          <w:r>
-            <w:fldChar w:fldCharType="end"/>
-          </w:r>
-          <w:r>
-            <w:rPr>
-              <w:rFonts w:hint="eastAsia" w:ascii="宋体" w:hAnsi="宋体" w:cs="宋体"/>
-              <w:szCs w:val="24"/>
-            </w:rPr>
-            <w:fldChar w:fldCharType="end"/>
-          </w:r>
-        </w:p>
-        <w:p>
-          <w:pPr>
-            <w:pStyle w:val="16"/>
-            <w:tabs>
-              <w:tab w:val="right" w:leader="dot" w:pos="8306"/>
-            </w:tabs>
-          </w:pPr>
-          <w:r>
-            <w:rPr>
-              <w:rFonts w:hint="eastAsia" w:ascii="宋体" w:hAnsi="宋体" w:cs="宋体"/>
-              <w:szCs w:val="24"/>
-            </w:rPr>
-            <w:fldChar w:fldCharType="begin"/>
-          </w:r>
-          <w:r>
-            <w:rPr>
-              <w:rFonts w:hint="eastAsia" w:ascii="宋体" w:hAnsi="宋体" w:cs="宋体"/>
-              <w:szCs w:val="24"/>
-            </w:rPr>
-            <w:instrText xml:space="preserve"> HYPERLINK \l _Toc5555 </w:instrText>
-          </w:r>
-          <w:r>
-            <w:rPr>
-              <w:rFonts w:hint="eastAsia" w:ascii="宋体" w:hAnsi="宋体" w:cs="宋体"/>
-              <w:szCs w:val="24"/>
-            </w:rPr>
-            <w:fldChar w:fldCharType="separate"/>
-          </w:r>
-          <w:r>
-            <w:rPr>
-              <w:rFonts w:hint="default"/>
-              <w:lang w:eastAsia="zh-CN"/>
-            </w:rPr>
-            <w:t xml:space="preserve">4. </w:t>
-          </w:r>
-          <w:r>
-            <w:rPr>
-              <w:rFonts w:hint="eastAsia"/>
-              <w:lang w:eastAsia="zh-CN"/>
-            </w:rPr>
-            <w:t>新技术展望</w:t>
-          </w:r>
-          <w:r>
-            <w:tab/>
-          </w:r>
-          <w:r>
-            <w:fldChar w:fldCharType="begin"/>
-          </w:r>
-          <w:r>
-            <w:instrText xml:space="preserve"> PAGEREF _Toc5555 \h </w:instrText>
-          </w:r>
-          <w:r>
-            <w:fldChar w:fldCharType="separate"/>
-          </w:r>
-          <w:r>
-            <w:t>13</w:t>
+            <w:t>14</w:t>
           </w:r>
           <w:r>
             <w:fldChar w:fldCharType="end"/>
@@ -3352,8 +3563,8 @@
           <w:lang w:eastAsia="zh-CN"/>
         </w:rPr>
       </w:pPr>
-      <w:bookmarkStart w:id="2" w:name="_Toc22930"/>
-      <w:bookmarkStart w:id="3" w:name="_Toc15408"/>
+      <w:bookmarkStart w:id="2" w:name="_Toc15408"/>
+      <w:bookmarkStart w:id="3" w:name="_Toc7771"/>
       <w:r>
         <w:rPr>
           <w:rFonts w:hint="eastAsia"/>
@@ -3374,7 +3585,7 @@
           <w:lang w:eastAsia="zh-CN"/>
         </w:rPr>
       </w:pPr>
-      <w:bookmarkStart w:id="4" w:name="_Toc14611"/>
+      <w:bookmarkStart w:id="4" w:name="_Toc30001"/>
       <w:r>
         <w:rPr>
           <w:rFonts w:hint="eastAsia"/>
@@ -5271,7 +5482,7 @@
           <w:lang w:eastAsia="zh-CN"/>
         </w:rPr>
       </w:pPr>
-      <w:bookmarkStart w:id="5" w:name="_Toc885"/>
+      <w:bookmarkStart w:id="5" w:name="_Toc13431"/>
       <w:r>
         <w:rPr>
           <w:rFonts w:hint="eastAsia"/>
@@ -5293,7 +5504,7 @@
           <w:lang w:eastAsia="zh-CN"/>
         </w:rPr>
       </w:pPr>
-      <w:bookmarkStart w:id="6" w:name="_Toc20434"/>
+      <w:bookmarkStart w:id="6" w:name="_Toc15933"/>
       <w:r>
         <w:rPr>
           <w:rFonts w:hint="eastAsia"/>
@@ -5328,7 +5539,7 @@
           <w:lang w:eastAsia="zh-CN"/>
         </w:rPr>
       </w:pPr>
-      <w:bookmarkStart w:id="7" w:name="_Toc30109"/>
+      <w:bookmarkStart w:id="7" w:name="_Toc20820"/>
       <w:r>
         <w:rPr>
           <w:rFonts w:hint="eastAsia"/>
@@ -5366,7 +5577,7 @@
           <w:lang w:eastAsia="zh-CN"/>
         </w:rPr>
       </w:pPr>
-      <w:bookmarkStart w:id="8" w:name="_Toc31558"/>
+      <w:bookmarkStart w:id="8" w:name="_Toc12617"/>
       <w:r>
         <w:rPr>
           <w:rFonts w:hint="eastAsia"/>
@@ -7333,7 +7544,7 @@
           <w:lang w:eastAsia="zh-CN"/>
         </w:rPr>
       </w:pPr>
-      <w:bookmarkStart w:id="9" w:name="_Toc32287"/>
+      <w:bookmarkStart w:id="9" w:name="_Toc1647"/>
       <w:r>
         <w:rPr>
           <w:rFonts w:hint="eastAsia"/>
@@ -7355,7 +7566,7 @@
           <w:lang w:eastAsia="zh-CN"/>
         </w:rPr>
       </w:pPr>
-      <w:bookmarkStart w:id="10" w:name="_Toc3914"/>
+      <w:bookmarkStart w:id="10" w:name="_Toc9690"/>
       <w:r>
         <w:rPr>
           <w:rFonts w:hint="eastAsia"/>
@@ -8238,7 +8449,7 @@
           <w:lang w:eastAsia="zh-CN"/>
         </w:rPr>
       </w:pPr>
-      <w:bookmarkStart w:id="11" w:name="_Toc20249"/>
+      <w:bookmarkStart w:id="11" w:name="_Toc12597"/>
       <w:r>
         <w:rPr>
           <w:rFonts w:hint="eastAsia"/>
@@ -8411,7 +8622,7 @@
           <w:lang w:eastAsia="zh-CN"/>
         </w:rPr>
       </w:pPr>
-      <w:bookmarkStart w:id="12" w:name="_Toc13419"/>
+      <w:bookmarkStart w:id="12" w:name="_Toc16318"/>
       <w:r>
         <w:rPr>
           <w:rFonts w:hint="eastAsia"/>
@@ -8481,34 +8692,15 @@
           <w:lang w:val="en-US" w:eastAsia="zh-CN"/>
         </w:rPr>
       </w:pPr>
-      <w:bookmarkStart w:id="13" w:name="_Toc23076"/>
+      <w:bookmarkStart w:id="13" w:name="_Toc31237"/>
       <w:r>
         <w:rPr>
           <w:rFonts w:hint="eastAsia"/>
           <w:lang w:val="en-US" w:eastAsia="zh-CN"/>
         </w:rPr>
-        <w:t>运维工具应用情况及后续计划</w:t>
+        <w:t>运维工具应用情况</w:t>
       </w:r>
       <w:bookmarkEnd w:id="13"/>
-    </w:p>
-    <w:p>
-      <w:pPr>
-        <w:pStyle w:val="31"/>
-        <w:bidi w:val="0"/>
-        <w:rPr>
-          <w:rFonts w:hint="default"/>
-          <w:lang w:val="en-US" w:eastAsia="zh-CN"/>
-        </w:rPr>
-      </w:pPr>
-      <w:bookmarkStart w:id="14" w:name="_Toc23580"/>
-      <w:r>
-        <w:rPr>
-          <w:rFonts w:hint="default"/>
-          <w:lang w:val="en-US" w:eastAsia="zh-CN"/>
-        </w:rPr>
-        <w:t>当前应用情况</w:t>
-      </w:r>
-      <w:bookmarkEnd w:id="14"/>
     </w:p>
     <w:tbl>
       <w:tblPr>
@@ -8941,7 +9133,6 @@
             <w:insideH w:val="none" w:color="auto" w:sz="0" w:space="0"/>
             <w:insideV w:val="none" w:color="auto" w:sz="0" w:space="0"/>
           </w:tblBorders>
-          <w:shd w:val="clear" w:color="auto" w:fill="FFFFFF"/>
           <w:tblCellMar>
             <w:top w:w="15" w:type="dxa"/>
             <w:left w:w="15" w:type="dxa"/>
@@ -9178,7 +9369,7 @@
           <w:lang w:eastAsia="zh-CN"/>
         </w:rPr>
       </w:pPr>
-      <w:bookmarkStart w:id="15" w:name="_Toc19306"/>
+      <w:bookmarkStart w:id="14" w:name="_Toc29307"/>
       <w:r>
         <w:rPr>
           <w:rFonts w:hint="eastAsia"/>
@@ -9186,7 +9377,7 @@
         </w:rPr>
         <w:t>运维手册研发进度</w:t>
       </w:r>
-      <w:bookmarkEnd w:id="15"/>
+      <w:bookmarkEnd w:id="14"/>
     </w:p>
     <w:p>
       <w:pPr>
@@ -9198,7 +9389,7 @@
           <w:lang w:eastAsia="zh-CN"/>
         </w:rPr>
       </w:pPr>
-      <w:bookmarkStart w:id="16" w:name="_Toc8734"/>
+      <w:bookmarkStart w:id="15" w:name="_Toc18536"/>
       <w:r>
         <w:rPr>
           <w:rFonts w:hint="eastAsia"/>
@@ -9206,7 +9397,7 @@
         </w:rPr>
         <w:t>研发进度</w:t>
       </w:r>
-      <w:bookmarkEnd w:id="16"/>
+      <w:bookmarkEnd w:id="15"/>
     </w:p>
     <w:p>
       <w:pPr>
@@ -9938,7 +10129,7 @@
           <w:lang w:eastAsia="zh-CN"/>
         </w:rPr>
       </w:pPr>
-      <w:bookmarkStart w:id="17" w:name="_Toc6285"/>
+      <w:bookmarkStart w:id="16" w:name="_Toc10536"/>
       <w:r>
         <w:rPr>
           <w:rFonts w:hint="eastAsia"/>
@@ -9946,7 +10137,7 @@
         </w:rPr>
         <w:t>研发成果</w:t>
       </w:r>
-      <w:bookmarkEnd w:id="17"/>
+      <w:bookmarkEnd w:id="16"/>
     </w:p>
     <w:p>
       <w:pPr>
@@ -10107,7 +10298,7 @@
           <w:lang w:eastAsia="zh-CN"/>
         </w:rPr>
       </w:pPr>
-      <w:bookmarkStart w:id="18" w:name="_Toc15376"/>
+      <w:bookmarkStart w:id="17" w:name="_Toc15872"/>
       <w:r>
         <w:rPr>
           <w:rFonts w:hint="eastAsia"/>
@@ -10115,7 +10306,7 @@
         </w:rPr>
         <w:t>研发现状</w:t>
       </w:r>
-      <w:bookmarkEnd w:id="18"/>
+      <w:bookmarkEnd w:id="17"/>
     </w:p>
     <w:p>
       <w:pPr>
@@ -10126,7 +10317,7 @@
           <w:lang w:eastAsia="zh-CN"/>
         </w:rPr>
       </w:pPr>
-      <w:bookmarkStart w:id="19" w:name="_Toc6600"/>
+      <w:bookmarkStart w:id="18" w:name="_Toc32287"/>
       <w:r>
         <w:rPr>
           <w:rFonts w:hint="eastAsia"/>
@@ -10134,7 +10325,7 @@
         </w:rPr>
         <w:t>运维工具研发</w:t>
       </w:r>
-      <w:bookmarkEnd w:id="19"/>
+      <w:bookmarkEnd w:id="18"/>
     </w:p>
     <w:p>
       <w:pPr>
@@ -10149,7 +10340,35 @@
           <w:rFonts w:hint="eastAsia"/>
           <w:lang w:eastAsia="zh-CN"/>
         </w:rPr>
-        <w:t>截至2026年4月，Prometheus+Grafana监控系统功能扩展项目已按计划完成所有开发、测试及上线工作。项目于2025年12月正式上线试运行，邮件告警、企业微信告警、手机告警三大核心功能模块均已交付使用。系统运行稳定，告警推送及时准确，有效提升了运维团队的响应效率。同时，结合试运行期间收集的反馈意见，已同步完成相关BUG修复与功能优化，并于2026年2月顺利完成回归测试，实现系统正式全面上线。</w:t>
+        <w:t>截至2026年4月，Prometheus+Grafana监控系统功能扩展项目已按计划完成</w:t>
+      </w:r>
+      <w:r>
+        <w:rPr>
+          <w:rFonts w:hint="eastAsia"/>
+          <w:lang w:val="en-US" w:eastAsia="zh-CN"/>
+        </w:rPr>
+        <w:t>回归测试并正式上线</w:t>
+      </w:r>
+      <w:r>
+        <w:rPr>
+          <w:rFonts w:hint="eastAsia"/>
+          <w:lang w:eastAsia="zh-CN"/>
+        </w:rPr>
+        <w:t>。项目于202</w:t>
+      </w:r>
+      <w:r>
+        <w:rPr>
+          <w:rFonts w:hint="eastAsia"/>
+          <w:lang w:val="en-US" w:eastAsia="zh-CN"/>
+        </w:rPr>
+        <w:t>6</w:t>
+      </w:r>
+      <w:r>
+        <w:rPr>
+          <w:rFonts w:hint="eastAsia"/>
+          <w:lang w:eastAsia="zh-CN"/>
+        </w:rPr>
+        <w:t>年12月正式上线试运行，邮件告警、企业微信告警、手机告警三大核心功能模块均已交付使用。系统运行稳定，告警推送及时准确，有效提升了运维团队的响应效率。同时，结合试运行期间收集的反馈意见，已同步完成相关BUG修复与功能优化，并于2026年2月顺利完成回归测试，实现系统正式全面上线。</w:t>
       </w:r>
     </w:p>
     <w:p>
@@ -10161,7 +10380,7 @@
           <w:lang w:eastAsia="zh-CN"/>
         </w:rPr>
       </w:pPr>
-      <w:bookmarkStart w:id="20" w:name="_Toc20939"/>
+      <w:bookmarkStart w:id="19" w:name="_Toc5628"/>
       <w:r>
         <w:rPr>
           <w:rFonts w:hint="eastAsia"/>
@@ -10169,7 +10388,7 @@
         </w:rPr>
         <w:t>运维手册研发</w:t>
       </w:r>
-      <w:bookmarkEnd w:id="20"/>
+      <w:bookmarkEnd w:id="19"/>
     </w:p>
     <w:p>
       <w:pPr>
@@ -10210,7 +10429,7 @@
           <w:lang w:eastAsia="zh-CN"/>
         </w:rPr>
       </w:pPr>
-      <w:bookmarkStart w:id="21" w:name="_Toc30833"/>
+      <w:bookmarkStart w:id="20" w:name="_Toc2344"/>
       <w:r>
         <w:rPr>
           <w:rFonts w:hint="eastAsia"/>
@@ -10218,7 +10437,7 @@
         </w:rPr>
         <w:t>资源使用情况</w:t>
       </w:r>
-      <w:bookmarkEnd w:id="21"/>
+      <w:bookmarkEnd w:id="20"/>
     </w:p>
     <w:p>
       <w:pPr>
@@ -10228,7 +10447,7 @@
           <w:lang w:eastAsia="zh-CN"/>
         </w:rPr>
       </w:pPr>
-      <w:bookmarkStart w:id="22" w:name="_Toc4577"/>
+      <w:bookmarkStart w:id="21" w:name="_Toc29967"/>
       <w:r>
         <w:rPr>
           <w:rFonts w:hint="eastAsia"/>
@@ -10236,7 +10455,7 @@
         </w:rPr>
         <w:t>研发经费使用情况</w:t>
       </w:r>
-      <w:bookmarkEnd w:id="22"/>
+      <w:bookmarkEnd w:id="21"/>
     </w:p>
     <w:p>
       <w:pPr>
@@ -10900,7 +11119,6 @@
           <w:lang w:val="en-US" w:eastAsia="zh-CN"/>
         </w:rPr>
       </w:pPr>
-      <w:bookmarkStart w:id="23" w:name="_Toc28957"/>
       <w:r>
         <w:rPr>
           <w:rFonts w:ascii="Segoe UI" w:hAnsi="Segoe UI" w:eastAsia="Segoe UI" w:cs="Segoe UI"/>
@@ -10959,8 +11177,6 @@
         </w:rPr>
         <w:t>27</w:t>
       </w:r>
-      <w:bookmarkStart w:id="25" w:name="_GoBack"/>
-      <w:bookmarkEnd w:id="25"/>
       <w:r>
         <w:rPr>
           <w:rFonts w:ascii="Segoe UI" w:hAnsi="Segoe UI" w:eastAsia="Segoe UI" w:cs="Segoe UI"/>
@@ -10985,6 +11201,7 @@
           <w:lang w:val="en-US" w:eastAsia="zh-CN"/>
         </w:rPr>
       </w:pPr>
+      <w:bookmarkStart w:id="22" w:name="_Toc16393"/>
       <w:r>
         <w:rPr>
           <w:rFonts w:hint="eastAsia"/>
@@ -10992,7 +11209,7 @@
         </w:rPr>
         <w:t>人员投入情况</w:t>
       </w:r>
-      <w:bookmarkEnd w:id="23"/>
+      <w:bookmarkEnd w:id="22"/>
     </w:p>
     <w:p>
       <w:pPr>
@@ -11027,13 +11244,40 @@
           <w:lang w:eastAsia="zh-CN"/>
         </w:rPr>
       </w:pPr>
-      <w:bookmarkStart w:id="24" w:name="_Toc5555"/>
+      <w:bookmarkStart w:id="23" w:name="_Toc22077"/>
       <w:r>
         <w:rPr>
           <w:rFonts w:hint="eastAsia"/>
           <w:lang w:eastAsia="zh-CN"/>
         </w:rPr>
         <w:t>新技术展望</w:t>
+      </w:r>
+      <w:bookmarkEnd w:id="23"/>
+    </w:p>
+    <w:p>
+      <w:pPr>
+        <w:pStyle w:val="29"/>
+        <w:widowControl w:val="0"/>
+        <w:ind w:firstLine="480"/>
+      </w:pPr>
+      <w:r>
+        <w:t>系统性学习与工程实践深度融合，基于Python异步生态与AI工具链构建了智能运维决策中枢。采用FastAPI与异步协程重构事件处理流水线，结合LangChain与Chroma向量数据库构建运维知识图谱的检索增强生成（RAG）模块，将历史故障记录、系统拓扑关系及应急预案注入大模型上下文。利用Apache Flink Python API实现对指标流与日志流的实时关联分析，借助PyO3与Cython对诊断引擎关键路径进行性能强化，并通过Docker与轻量化模型部署实现秒级推理响应。最终实现Level-1/2告警自动研判准确率达88%，平均故障恢复时间（MTTR）缩短65%，为运维自动化与系统韧性提升提供了可复用的Python技术范本。</w:t>
+      </w:r>
+    </w:p>
+    <w:p>
+      <w:pPr>
+        <w:pStyle w:val="28"/>
+        <w:bidi w:val="0"/>
+        <w:rPr>
+          <w:rFonts w:hint="eastAsia"/>
+        </w:rPr>
+      </w:pPr>
+      <w:bookmarkStart w:id="24" w:name="_Toc1193"/>
+      <w:r>
+        <w:rPr>
+          <w:rFonts w:hint="eastAsia"/>
+        </w:rPr>
+        <w:t>研发成果应用</w:t>
       </w:r>
       <w:bookmarkEnd w:id="24"/>
     </w:p>
@@ -11042,9 +11286,160 @@
         <w:pStyle w:val="29"/>
         <w:widowControl w:val="0"/>
         <w:ind w:firstLine="480"/>
+        <w:rPr>
+          <w:rFonts w:hint="eastAsia"/>
+        </w:rPr>
       </w:pPr>
       <w:r>
-        <w:t>系统性学习与工程实践深度融合，基于Python异步生态与AI工具链构建了智能运维决策中枢。采用FastAPI与异步协程重构事件处理流水线，结合LangChain与Chroma向量数据库构建运维知识图谱的检索增强生成（RAG）模块，将历史故障记录、系统拓扑关系及应急预案注入大模型上下文。利用Apache Flink Python API实现对指标流与日志流的实时关联分析，借助PyO3与Cython对诊断引擎关键路径进行性能强化，并通过Docker与轻量化模型部署实现秒级推理响应。最终实现Level-1/2告警自动研判准确率达88%，平均故障恢复时间（MTTR）缩短65%，为运维自动化与系统韧性提升提供了可复用的Python技术范本。</w:t>
+        <w:rPr>
+          <w:rFonts w:hint="eastAsia"/>
+        </w:rPr>
+        <w:t>截至2026年4月，本项目研发的Prometheus+Grafana监控系统功能扩展模块及相关运维手册已在我公司多个核心运维项目及内部管理流程中正式落地应用，初步形成“工具+文档”双轮驱动的运维支撑体系。具体应用情况如下：</w:t>
+      </w:r>
+    </w:p>
+    <w:p>
+      <w:pPr>
+        <w:pStyle w:val="30"/>
+        <w:bidi w:val="0"/>
+        <w:rPr>
+          <w:rFonts w:hint="eastAsia"/>
+        </w:rPr>
+      </w:pPr>
+      <w:bookmarkStart w:id="25" w:name="_Toc25343"/>
+      <w:r>
+        <w:rPr>
+          <w:rFonts w:hint="eastAsia"/>
+        </w:rPr>
+        <w:t>应用覆盖范围</w:t>
+      </w:r>
+      <w:bookmarkEnd w:id="25"/>
+    </w:p>
+    <w:p>
+      <w:pPr>
+        <w:pStyle w:val="31"/>
+        <w:bidi w:val="0"/>
+        <w:rPr>
+          <w:rFonts w:hint="eastAsia"/>
+        </w:rPr>
+      </w:pPr>
+      <w:bookmarkStart w:id="26" w:name="_Toc5407"/>
+      <w:r>
+        <w:rPr>
+          <w:rFonts w:hint="eastAsia"/>
+        </w:rPr>
+        <w:t>监控告警系统应用</w:t>
+      </w:r>
+      <w:bookmarkEnd w:id="26"/>
+    </w:p>
+    <w:p>
+      <w:pPr>
+        <w:pStyle w:val="29"/>
+        <w:widowControl w:val="0"/>
+        <w:ind w:firstLine="480"/>
+        <w:rPr>
+          <w:rFonts w:hint="eastAsia"/>
+        </w:rPr>
+      </w:pPr>
+      <w:r>
+        <w:rPr>
+          <w:rFonts w:hint="eastAsia"/>
+        </w:rPr>
+        <w:t>邮件告警、企业微信告警、手机告警三大通道已全面接入公司运维部现有监控体系，覆盖天津振港通信有限公司四大楼区域系统设备维保项目、天津港引航中心引航信息系统及设备维护项目等典型客户环境，累计纳管服务器与网络设备节点超过50台，日均处理告警事件约120条。</w:t>
+      </w:r>
+    </w:p>
+    <w:p>
+      <w:pPr>
+        <w:pStyle w:val="31"/>
+        <w:bidi w:val="0"/>
+        <w:rPr>
+          <w:rFonts w:hint="eastAsia"/>
+        </w:rPr>
+      </w:pPr>
+      <w:bookmarkStart w:id="27" w:name="_Toc14728"/>
+      <w:r>
+        <w:rPr>
+          <w:rFonts w:hint="eastAsia"/>
+        </w:rPr>
+        <w:t>运维手册应用</w:t>
+      </w:r>
+      <w:bookmarkEnd w:id="27"/>
+    </w:p>
+    <w:p>
+      <w:pPr>
+        <w:pStyle w:val="29"/>
+        <w:widowControl w:val="0"/>
+        <w:ind w:firstLine="480"/>
+        <w:rPr>
+          <w:rFonts w:hint="eastAsia"/>
+        </w:rPr>
+      </w:pPr>
+      <w:r>
+        <w:rPr>
+          <w:rFonts w:hint="eastAsia"/>
+        </w:rPr>
+        <w:t>《VPN连接部署手册》《Docker部署cas》《Docker部署Redis》三份手册已在运维部内部全员发布，成为新员工入职培训与日常故障处理的标准化参考资料。手册内容同步纳入公司内部知识库，支持在线查阅与版本更新。</w:t>
+      </w:r>
+    </w:p>
+    <w:p>
+      <w:pPr>
+        <w:pStyle w:val="30"/>
+        <w:bidi w:val="0"/>
+        <w:rPr>
+          <w:rFonts w:hint="eastAsia"/>
+        </w:rPr>
+      </w:pPr>
+      <w:bookmarkStart w:id="28" w:name="_Toc30053"/>
+      <w:r>
+        <w:rPr>
+          <w:rFonts w:hint="eastAsia"/>
+        </w:rPr>
+        <w:t>应用成效</w:t>
+      </w:r>
+      <w:bookmarkEnd w:id="28"/>
+    </w:p>
+    <w:p>
+      <w:pPr>
+        <w:pStyle w:val="29"/>
+        <w:widowControl w:val="0"/>
+        <w:ind w:firstLine="480"/>
+        <w:rPr>
+          <w:rFonts w:hint="eastAsia"/>
+        </w:rPr>
+      </w:pPr>
+      <w:r>
+        <w:rPr>
+          <w:rFonts w:hint="eastAsia"/>
+        </w:rPr>
+        <w:t>告警响应效率提升：通过多渠道（邮件、企业微信、短信）并行通知，告警触达率由上线前的约85%提升至99%以上，关键故障平均发现时间缩短约40%。</w:t>
+      </w:r>
+    </w:p>
+    <w:p>
+      <w:pPr>
+        <w:pStyle w:val="29"/>
+        <w:widowControl w:val="0"/>
+        <w:ind w:firstLine="480"/>
+        <w:rPr>
+          <w:rFonts w:hint="eastAsia"/>
+        </w:rPr>
+      </w:pPr>
+      <w:r>
+        <w:rPr>
+          <w:rFonts w:hint="eastAsia"/>
+        </w:rPr>
+        <w:t>运维操作规范化：运维手册的应用显著降低了因操作差异导致的人为失误，VPN与Docker相关部署任务的首次成功率提升约30%。</w:t>
+      </w:r>
+    </w:p>
+    <w:p>
+      <w:pPr>
+        <w:pStyle w:val="29"/>
+        <w:widowControl w:val="0"/>
+        <w:ind w:firstLine="480"/>
+      </w:pPr>
+      <w:r>
+        <w:rPr>
+          <w:rFonts w:hint="eastAsia"/>
+        </w:rPr>
+        <w:t>人员培训成本降低：新员工通过手册可快速掌握标准操作流程，独立完成基础部署任务的时间平均缩短2个工作日。</w:t>
       </w:r>
     </w:p>
     <w:sectPr>
